--- a/CHECKLISTS/International Pollution Prevention Certificate for the Carriage of Noxious Liquid Substances in Bulk/CHECK LIST/NLS-01.docx
+++ b/CHECKLISTS/International Pollution Prevention Certificate for the Carriage of Noxious Liquid Substances in Bulk/CHECK LIST/NLS-01.docx
@@ -1023,64 +1023,74 @@
           <w:trHeight w:hRule="exact" w:val="638"/>
         </w:trPr>
         <w:tc>
-          <w:tcPr>
-            <w:tcW w:w="3855" w:type="dxa"/>
-            <w:tcBorders>
-              <w:top w:val="single" w:sz="5" w:space="0" w:color="000000"/>
-              <w:left w:val="single" w:sz="5" w:space="0" w:color="000000"/>
-              <w:bottom w:val="single" w:sz="5" w:space="0" w:color="000000"/>
-              <w:right w:val="single" w:sz="5" w:space="0" w:color="000000"/>
-            </w:tcBorders>
-          </w:tcPr>
-          <w:p/>
+          <w:sdt>
+            <w:sdtPr>
+              <w:tag w:val="vessel_name"/>
+            </w:sdtPr>
+            <w:sdtContent>
+              <w:p>
+                <w:r>
+                  <w:t>{vessel_name}</w:t>
+                </w:r>
+              </w:p>
+            </w:sdtContent>
+          </w:sdt>
         </w:tc>
         <w:tc>
-          <w:tcPr>
-            <w:tcW w:w="2117" w:type="dxa"/>
-            <w:tcBorders>
-              <w:top w:val="single" w:sz="5" w:space="0" w:color="000000"/>
-              <w:left w:val="single" w:sz="5" w:space="0" w:color="000000"/>
-              <w:bottom w:val="single" w:sz="5" w:space="0" w:color="000000"/>
-              <w:right w:val="single" w:sz="5" w:space="0" w:color="000000"/>
-            </w:tcBorders>
-          </w:tcPr>
-          <w:p/>
+          <w:sdt>
+            <w:sdtPr>
+              <w:tag w:val="call_sign"/>
+            </w:sdtPr>
+            <w:sdtContent>
+              <w:p>
+                <w:r>
+                  <w:t>{call_sign}</w:t>
+                </w:r>
+              </w:p>
+            </w:sdtContent>
+          </w:sdt>
         </w:tc>
         <w:tc>
-          <w:tcPr>
-            <w:tcW w:w="1563" w:type="dxa"/>
-            <w:tcBorders>
-              <w:top w:val="single" w:sz="5" w:space="0" w:color="000000"/>
-              <w:left w:val="single" w:sz="5" w:space="0" w:color="000000"/>
-              <w:bottom w:val="single" w:sz="5" w:space="0" w:color="000000"/>
-              <w:right w:val="single" w:sz="5" w:space="0" w:color="000000"/>
-            </w:tcBorders>
-          </w:tcPr>
-          <w:p/>
+          <w:sdt>
+            <w:sdtPr>
+              <w:tag w:val="port_of_registry"/>
+            </w:sdtPr>
+            <w:sdtContent>
+              <w:p>
+                <w:r>
+                  <w:t>{port_of_registry}</w:t>
+                </w:r>
+              </w:p>
+            </w:sdtContent>
+          </w:sdt>
         </w:tc>
         <w:tc>
-          <w:tcPr>
-            <w:tcW w:w="1560" w:type="dxa"/>
-            <w:tcBorders>
-              <w:top w:val="single" w:sz="5" w:space="0" w:color="000000"/>
-              <w:left w:val="single" w:sz="5" w:space="0" w:color="000000"/>
-              <w:bottom w:val="single" w:sz="5" w:space="0" w:color="000000"/>
-              <w:right w:val="single" w:sz="5" w:space="0" w:color="000000"/>
-            </w:tcBorders>
-          </w:tcPr>
-          <w:p/>
+          <w:sdt>
+            <w:sdtPr>
+              <w:tag w:val="gross_tonnage"/>
+            </w:sdtPr>
+            <w:sdtContent>
+              <w:p>
+                <w:r>
+                  <w:t>{gross_tonnage}</w:t>
+                </w:r>
+              </w:p>
+            </w:sdtContent>
+          </w:sdt>
         </w:tc>
         <w:tc>
-          <w:tcPr>
-            <w:tcW w:w="1565" w:type="dxa"/>
-            <w:tcBorders>
-              <w:top w:val="single" w:sz="5" w:space="0" w:color="000000"/>
-              <w:left w:val="single" w:sz="5" w:space="0" w:color="000000"/>
-              <w:bottom w:val="single" w:sz="5" w:space="0" w:color="000000"/>
-              <w:right w:val="single" w:sz="5" w:space="0" w:color="000000"/>
-            </w:tcBorders>
-          </w:tcPr>
-          <w:p/>
+          <w:sdt>
+            <w:sdtPr>
+              <w:tag w:val="imo_number"/>
+            </w:sdtPr>
+            <w:sdtContent>
+              <w:p>
+                <w:r>
+                  <w:t>{imo_number}</w:t>
+                </w:r>
+              </w:p>
+            </w:sdtContent>
+          </w:sdt>
         </w:tc>
       </w:tr>
       <w:tr>
@@ -1306,41 +1316,46 @@
           <w:trHeight w:hRule="exact" w:val="638"/>
         </w:trPr>
         <w:tc>
-          <w:tcPr>
-            <w:tcW w:w="3855" w:type="dxa"/>
-            <w:tcBorders>
-              <w:top w:val="single" w:sz="5" w:space="0" w:color="000000"/>
-              <w:left w:val="single" w:sz="5" w:space="0" w:color="000000"/>
-              <w:bottom w:val="single" w:sz="5" w:space="0" w:color="000000"/>
-              <w:right w:val="single" w:sz="5" w:space="0" w:color="000000"/>
-            </w:tcBorders>
-          </w:tcPr>
-          <w:p/>
+          <w:sdt>
+            <w:sdtPr>
+              <w:tag w:val="ship_type"/>
+            </w:sdtPr>
+            <w:sdtContent>
+              <w:p>
+                <w:r>
+                  <w:t>{ship_type}</w:t>
+                </w:r>
+              </w:p>
+            </w:sdtContent>
+          </w:sdt>
         </w:tc>
         <w:tc>
-          <w:tcPr>
-            <w:tcW w:w="2117" w:type="dxa"/>
-            <w:tcBorders>
-              <w:top w:val="single" w:sz="5" w:space="0" w:color="000000"/>
-              <w:left w:val="single" w:sz="5" w:space="0" w:color="000000"/>
-              <w:bottom w:val="single" w:sz="5" w:space="0" w:color="000000"/>
-              <w:right w:val="single" w:sz="5" w:space="0" w:color="000000"/>
-            </w:tcBorders>
-          </w:tcPr>
-          <w:p/>
+          <w:sdt>
+            <w:sdtPr>
+              <w:tag w:val="net_tonnage"/>
+            </w:sdtPr>
+            <w:sdtContent>
+              <w:p>
+                <w:r>
+                  <w:t>{net_tonnage}</w:t>
+                </w:r>
+              </w:p>
+            </w:sdtContent>
+          </w:sdt>
         </w:tc>
         <w:tc>
-          <w:tcPr>
-            <w:tcW w:w="3123" w:type="dxa"/>
-            <w:gridSpan w:val="2"/>
-            <w:tcBorders>
-              <w:top w:val="single" w:sz="5" w:space="0" w:color="000000"/>
-              <w:left w:val="single" w:sz="5" w:space="0" w:color="000000"/>
-              <w:bottom w:val="single" w:sz="5" w:space="0" w:color="000000"/>
-              <w:right w:val="single" w:sz="5" w:space="0" w:color="000000"/>
-            </w:tcBorders>
-          </w:tcPr>
-          <w:p/>
+          <w:sdt>
+            <w:sdtPr>
+              <w:tag w:val="deadweight"/>
+            </w:sdtPr>
+            <w:sdtContent>
+              <w:p>
+                <w:r>
+                  <w:t>{deadweight}</w:t>
+                </w:r>
+              </w:p>
+            </w:sdtContent>
+          </w:sdt>
         </w:tc>
         <w:tc>
           <w:tcPr>
@@ -2945,17 +2960,18 @@
                       <w:trHeight w:hRule="exact" w:val="434"/>
                     </w:trPr>
                     <w:tc>
-                      <w:tcPr>
-                        <w:tcW w:w="3229" w:type="dxa"/>
-                        <w:gridSpan w:val="3"/>
-                        <w:tcBorders>
-                          <w:top w:val="single" w:sz="5" w:space="0" w:color="000000"/>
-                          <w:left w:val="single" w:sz="5" w:space="0" w:color="000000"/>
-                          <w:bottom w:val="single" w:sz="5" w:space="0" w:color="000000"/>
-                          <w:right w:val="single" w:sz="5" w:space="0" w:color="000000"/>
-                        </w:tcBorders>
-                      </w:tcPr>
-                      <w:p/>
+                      <w:sdt>
+                        <w:sdtPr>
+                          <w:tag w:val="vessel_name"/>
+                        </w:sdtPr>
+                        <w:sdtContent>
+                          <w:p>
+                            <w:r>
+                              <w:t>{vessel_name}</w:t>
+                            </w:r>
+                          </w:p>
+                        </w:sdtContent>
+                      </w:sdt>
                     </w:tc>
                     <w:tc>
                       <w:tcPr>
@@ -6720,16 +6736,18 @@
                       <w:trHeight w:hRule="exact" w:val="434"/>
                     </w:trPr>
                     <w:tc>
-                      <w:tcPr>
-                        <w:tcW w:w="3229" w:type="dxa"/>
-                        <w:tcBorders>
-                          <w:top w:val="single" w:sz="5" w:space="0" w:color="000000"/>
-                          <w:left w:val="single" w:sz="5" w:space="0" w:color="000000"/>
-                          <w:bottom w:val="single" w:sz="5" w:space="0" w:color="000000"/>
-                          <w:right w:val="single" w:sz="5" w:space="0" w:color="000000"/>
-                        </w:tcBorders>
-                      </w:tcPr>
-                      <w:p/>
+                      <w:sdt>
+                        <w:sdtPr>
+                          <w:tag w:val="vessel_name"/>
+                        </w:sdtPr>
+                        <w:sdtContent>
+                          <w:p>
+                            <w:r>
+                              <w:t>{vessel_name}</w:t>
+                            </w:r>
+                          </w:p>
+                        </w:sdtContent>
+                      </w:sdt>
                     </w:tc>
                     <w:tc>
                       <w:tcPr>
@@ -10634,16 +10652,18 @@
           <w:trHeight w:hRule="exact" w:val="434"/>
         </w:trPr>
         <w:tc>
-          <w:tcPr>
-            <w:tcW w:w="3229" w:type="dxa"/>
-            <w:tcBorders>
-              <w:top w:val="single" w:sz="5" w:space="0" w:color="000000"/>
-              <w:left w:val="single" w:sz="5" w:space="0" w:color="000000"/>
-              <w:bottom w:val="single" w:sz="5" w:space="0" w:color="000000"/>
-              <w:right w:val="single" w:sz="5" w:space="0" w:color="000000"/>
-            </w:tcBorders>
-          </w:tcPr>
-          <w:p/>
+          <w:sdt>
+            <w:sdtPr>
+              <w:tag w:val="vessel_name"/>
+            </w:sdtPr>
+            <w:sdtContent>
+              <w:p>
+                <w:r>
+                  <w:t>{vessel_name}</w:t>
+                </w:r>
+              </w:p>
+            </w:sdtContent>
+          </w:sdt>
         </w:tc>
         <w:tc>
           <w:tcPr>
@@ -13915,16 +13935,18 @@
           <w:trHeight w:hRule="exact" w:val="434"/>
         </w:trPr>
         <w:tc>
-          <w:tcPr>
-            <w:tcW w:w="3229" w:type="dxa"/>
-            <w:tcBorders>
-              <w:top w:val="single" w:sz="5" w:space="0" w:color="000000"/>
-              <w:left w:val="single" w:sz="5" w:space="0" w:color="000000"/>
-              <w:bottom w:val="single" w:sz="5" w:space="0" w:color="000000"/>
-              <w:right w:val="single" w:sz="5" w:space="0" w:color="000000"/>
-            </w:tcBorders>
-          </w:tcPr>
-          <w:p/>
+          <w:sdt>
+            <w:sdtPr>
+              <w:tag w:val="vessel_name"/>
+            </w:sdtPr>
+            <w:sdtContent>
+              <w:p>
+                <w:r>
+                  <w:t>{vessel_name}</w:t>
+                </w:r>
+              </w:p>
+            </w:sdtContent>
+          </w:sdt>
         </w:tc>
         <w:tc>
           <w:tcPr>
@@ -14411,24 +14433,18 @@
       </w:r>
     </w:p>
     <w:p>
-      <w:pPr>
-        <w:spacing w:line="206" w:lineRule="exact"/>
-        <w:ind w:left="3704" w:right="5467"/>
-        <w:jc w:val="center"/>
-        <w:rPr>
-          <w:rFonts w:ascii="Calibri" w:eastAsia="Calibri" w:hAnsi="Calibri" w:cs="Calibri"/>
-          <w:sz w:val="18"/>
-          <w:szCs w:val="18"/>
-        </w:rPr>
-      </w:pPr>
-      <w:r>
-        <w:rPr>
-          <w:rFonts w:ascii="Calibri"/>
-          <w:spacing w:val="-1"/>
-          <w:sz w:val="18"/>
-        </w:rPr>
-        <w:t>(DD-MM-YYYY)</w:t>
-      </w:r>
+      <w:sdt>
+        <w:sdtPr>
+          <w:tag w:val="expiry_date"/>
+        </w:sdtPr>
+        <w:sdtContent>
+          <w:p>
+            <w:r>
+              <w:t>{expiry_date}</w:t>
+            </w:r>
+          </w:p>
+        </w:sdtContent>
+      </w:sdt>
     </w:p>
     <w:p>
       <w:pPr>
@@ -14792,108 +14808,32 @@
           <w:trHeight w:hRule="exact" w:val="306"/>
         </w:trPr>
         <w:tc>
-          <w:tcPr>
-            <w:tcW w:w="3943" w:type="dxa"/>
-            <w:tcBorders>
-              <w:top w:val="nil"/>
-              <w:left w:val="nil"/>
-              <w:bottom w:val="nil"/>
-              <w:right w:val="nil"/>
-            </w:tcBorders>
-          </w:tcPr>
-          <w:p>
-            <w:pPr>
-              <w:pStyle w:val="TableParagraph"/>
-              <w:spacing w:line="209" w:lineRule="exact"/>
-              <w:ind w:left="1358"/>
-              <w:rPr>
-                <w:rFonts w:ascii="Calibri" w:eastAsia="Calibri" w:hAnsi="Calibri" w:cs="Calibri"/>
-                <w:sz w:val="18"/>
-                <w:szCs w:val="18"/>
-              </w:rPr>
-            </w:pPr>
-            <w:r>
-              <w:rPr>
-                <w:rFonts w:ascii="Calibri"/>
-                <w:sz w:val="18"/>
-              </w:rPr>
-              <w:t>(Place</w:t>
-            </w:r>
-            <w:r>
-              <w:rPr>
-                <w:rFonts w:ascii="Calibri"/>
-                <w:spacing w:val="-4"/>
-                <w:sz w:val="18"/>
-              </w:rPr>
-              <w:t xml:space="preserve"> </w:t>
-            </w:r>
-            <w:r>
-              <w:rPr>
-                <w:rFonts w:ascii="Calibri"/>
-                <w:sz w:val="18"/>
-              </w:rPr>
-              <w:t>of</w:t>
-            </w:r>
-            <w:r>
-              <w:rPr>
-                <w:rFonts w:ascii="Calibri"/>
-                <w:spacing w:val="-4"/>
-                <w:sz w:val="18"/>
-              </w:rPr>
-              <w:t xml:space="preserve"> </w:t>
-            </w:r>
-            <w:r>
-              <w:rPr>
-                <w:rFonts w:ascii="Calibri"/>
-                <w:spacing w:val="-1"/>
-                <w:sz w:val="18"/>
-              </w:rPr>
-              <w:t>issue</w:t>
-            </w:r>
-            <w:r>
-              <w:rPr>
-                <w:rFonts w:ascii="Calibri"/>
-                <w:spacing w:val="-4"/>
-                <w:sz w:val="18"/>
-              </w:rPr>
-              <w:t xml:space="preserve"> </w:t>
-            </w:r>
-            <w:r>
-              <w:rPr>
-                <w:rFonts w:ascii="Calibri"/>
-                <w:sz w:val="18"/>
-              </w:rPr>
-              <w:t>of</w:t>
-            </w:r>
-            <w:r>
-              <w:rPr>
-                <w:rFonts w:ascii="Calibri"/>
-                <w:spacing w:val="-3"/>
-                <w:sz w:val="18"/>
-              </w:rPr>
-              <w:t xml:space="preserve"> </w:t>
-            </w:r>
-            <w:r>
-              <w:rPr>
-                <w:rFonts w:ascii="Calibri"/>
-                <w:spacing w:val="-1"/>
-                <w:sz w:val="18"/>
-              </w:rPr>
-              <w:t>certificate)</w:t>
-            </w:r>
-          </w:p>
+          <w:sdt>
+            <w:sdtPr>
+              <w:tag w:val="place_of_survey"/>
+            </w:sdtPr>
+            <w:sdtContent>
+              <w:p>
+                <w:r>
+                  <w:t>{place_of_survey}</w:t>
+                </w:r>
+              </w:p>
+            </w:sdtContent>
+          </w:sdt>
         </w:tc>
         <w:tc>
-          <w:tcPr>
-            <w:tcW w:w="1509" w:type="dxa"/>
-            <w:tcBorders>
-              <w:top w:val="nil"/>
-              <w:left w:val="nil"/>
-              <w:bottom w:val="nil"/>
-              <w:right w:val="nil"/>
-            </w:tcBorders>
-          </w:tcPr>
-          <w:p/>
+          <w:sdt>
+            <w:sdtPr>
+              <w:tag w:val="issue_date"/>
+            </w:sdtPr>
+            <w:sdtContent>
+              <w:p>
+                <w:r>
+                  <w:t>{issue_date}</w:t>
+                </w:r>
+              </w:p>
+            </w:sdtContent>
+          </w:sdt>
         </w:tc>
         <w:tc>
           <w:tcPr>

--- a/CHECKLISTS/International Pollution Prevention Certificate for the Carriage of Noxious Liquid Substances in Bulk/CHECK LIST/NLS-01.docx
+++ b/CHECKLISTS/International Pollution Prevention Certificate for the Carriage of Noxious Liquid Substances in Bulk/CHECK LIST/NLS-01.docx
@@ -14431,18 +14431,22 @@
         </w:rPr>
         <w:tab/>
       </w:r>
-    </w:p>
-    <w:p>
       <w:sdt>
         <w:sdtPr>
           <w:tag w:val="expiry_date"/>
+          <w:rPr>
+            <w:rFonts w:ascii="Times New Roman"/>
+            <w:u w:val="single" w:color="000000"/>
+          </w:rPr>
         </w:sdtPr>
         <w:sdtContent>
-          <w:p>
-            <w:r>
-              <w:t>{expiry_date}</w:t>
-            </w:r>
-          </w:p>
+          <w:r>
+            <w:rPr>
+              <w:rFonts w:ascii="Times New Roman"/>
+              <w:u w:val="single" w:color="000000"/>
+            </w:rPr>
+            <w:t>{expiry_date}</w:t>
+          </w:r>
         </w:sdtContent>
       </w:sdt>
     </w:p>

--- a/CHECKLISTS/International Pollution Prevention Certificate for the Carriage of Noxious Liquid Substances in Bulk/CHECK LIST/NLS-01.docx
+++ b/CHECKLISTS/International Pollution Prevention Certificate for the Carriage of Noxious Liquid Substances in Bulk/CHECK LIST/NLS-01.docx
@@ -14431,18 +14431,14 @@
         </w:rPr>
         <w:tab/>
       </w:r>
-    </w:p>
-    <w:p>
       <w:sdt>
         <w:sdtPr>
           <w:tag w:val="expiry_date"/>
         </w:sdtPr>
         <w:sdtContent>
-          <w:p>
-            <w:r>
-              <w:t>{expiry_date}</w:t>
-            </w:r>
-          </w:p>
+          <w:r>
+            <w:t>{expiry_date}</w:t>
+          </w:r>
         </w:sdtContent>
       </w:sdt>
     </w:p>
